--- a/FJL-F13-TD-Escenario de Pruebas.docx
+++ b/FJL-F13-TD-Escenario de Pruebas.docx
@@ -615,7 +615,7 @@
                 <w:b w:val="false"/>
                 <w:bCs w:val="false"/>
               </w:rPr>
-              <w:t xml:space="preserve">CURP válida y existente</w:t>
+              <w:t xml:space="preserve">CURP GORP800101HDFMSD05 (Número ISSSTE 12345678, régimen Ordinario, situación Activo)</w:t>
             </w:r>
           </w:p>
         </w:tc>
@@ -697,7 +697,7 @@
                 <w:b w:val="false"/>
                 <w:bCs w:val="false"/>
               </w:rPr>
-              <w:t xml:space="preserve">CURP no localizada</w:t>
+              <w:t xml:space="preserve">CURP ZUXY990101HDFXXA02 (formato válido, sin registro en BDUD)</w:t>
             </w:r>
           </w:p>
         </w:tc>
@@ -779,7 +779,7 @@
                 <w:b w:val="false"/>
                 <w:bCs w:val="false"/>
               </w:rPr>
-              <w:t xml:space="preserve">Derechohabiente con situación "Finado"</w:t>
+              <w:t xml:space="preserve">CURP LOMA650315MDFPRN08 (situación "Finado")</w:t>
             </w:r>
           </w:p>
         </w:tc>
@@ -861,7 +861,7 @@
                 <w:b w:val="false"/>
                 <w:bCs w:val="false"/>
               </w:rPr>
-              <w:t xml:space="preserve">NSS con 10 dígitos</w:t>
+              <w:t xml:space="preserve">NSS capturado 1234567890 (10 dígitos)</w:t>
             </w:r>
           </w:p>
         </w:tc>
@@ -881,7 +881,7 @@
                 <w:b w:val="false"/>
                 <w:bCs w:val="false"/>
               </w:rPr>
-              <w:t xml:space="preserve">El sistema completa con un cero a la izquierda hasta 11 dígitos.</w:t>
+              <w:t xml:space="preserve">El sistema completa con un cero a la izquierda: 01234567890.</w:t>
             </w:r>
           </w:p>
         </w:tc>
@@ -943,7 +943,7 @@
                 <w:b w:val="false"/>
                 <w:bCs w:val="false"/>
               </w:rPr>
-              <w:t xml:space="preserve">CURP con solicitud ya existente</w:t>
+              <w:t xml:space="preserve">CURP RIVA750620HDFMLC03 (folio 900123456 ya en trámite)</w:t>
             </w:r>
           </w:p>
         </w:tc>
@@ -1224,7 +1224,7 @@
                 <w:b w:val="false"/>
                 <w:bCs w:val="false"/>
               </w:rPr>
-              <w:t xml:space="preserve">Certificado y llave válidos con contraseña correcta</w:t>
+              <w:t xml:space="preserve">certificado_prueba.cer / certificado_prueba.key, contraseña Test2026Firma</w:t>
             </w:r>
           </w:p>
         </w:tc>
@@ -1306,7 +1306,7 @@
                 <w:b w:val="false"/>
                 <w:bCs w:val="false"/>
               </w:rPr>
-              <w:t xml:space="preserve">Falla del servicio de firma</w:t>
+              <w:t xml:space="preserve">Falla simulada del servicio de firma</w:t>
             </w:r>
           </w:p>
         </w:tc>
@@ -1505,7 +1505,7 @@
                 <w:b w:val="false"/>
                 <w:bCs w:val="false"/>
               </w:rPr>
-              <w:t xml:space="preserve">Derechohabiente con estatus indeterminado</w:t>
+              <w:t xml:space="preserve">CURP SAHJ700101HDFNRR09 (estatus de vigencia indeterminado)</w:t>
             </w:r>
           </w:p>
         </w:tc>
@@ -1587,7 +1587,7 @@
                 <w:b w:val="false"/>
                 <w:bCs w:val="false"/>
               </w:rPr>
-              <w:t xml:space="preserve">Periodos con marca 200/300</w:t>
+              <w:t xml:space="preserve">CURP MEVA820405HDFRLD07, periodo folio 900555001 con marca 200</w:t>
             </w:r>
           </w:p>
         </w:tc>
@@ -1669,7 +1669,7 @@
                 <w:b w:val="false"/>
                 <w:bCs w:val="false"/>
               </w:rPr>
-              <w:t xml:space="preserve">Sueldo por debajo del mínimo en un periodo</w:t>
+              <w:t xml:space="preserve">CURP TOFR880912HDFRRB01, periodo folio 900555002 con sueldo $850.00</w:t>
             </w:r>
           </w:p>
         </w:tc>
@@ -1751,7 +1751,7 @@
                 <w:b w:val="false"/>
                 <w:bCs w:val="false"/>
               </w:rPr>
-              <w:t xml:space="preserve">Tiempo cotizado combinado suficiente y edad ≥ 65 años</w:t>
+              <w:t xml:space="preserve">CURP VAHM580722HDFLRN04, tiempo cotizado ISSSTE 20 años + IMSS 18 años, edad 68</w:t>
             </w:r>
           </w:p>
         </w:tc>
@@ -1833,7 +1833,7 @@
                 <w:b w:val="false"/>
                 <w:bCs w:val="false"/>
               </w:rPr>
-              <w:t xml:space="preserve">Edad &lt; 60 años, tiempo cotizado insuficiente</w:t>
+              <w:t xml:space="preserve">CURP RUCG950214HDFZBS06, tiempo cotizado ISSSTE 3 años + IMSS 2 años, edad 31</w:t>
             </w:r>
           </w:p>
         </w:tc>
@@ -2032,7 +2032,7 @@
                 <w:b w:val="false"/>
                 <w:bCs w:val="false"/>
               </w:rPr>
-              <w:t xml:space="preserve">NSS/CURP inexistente en IMSS</w:t>
+              <w:t xml:space="preserve">NSS 99999999999 / CURP ZUXY990101HDFXXA02 (inexistente en IMSS)</w:t>
             </w:r>
           </w:p>
         </w:tc>
@@ -2052,7 +2052,7 @@
                 <w:b w:val="false"/>
                 <w:bCs w:val="false"/>
               </w:rPr>
-              <w:t xml:space="preserve">Código resultado=02, con motivo de rechazo.</w:t>
+              <w:t xml:space="preserve">Código resultado=02, motivo de rechazo 128 (no localizado en IMSS).</w:t>
             </w:r>
           </w:p>
         </w:tc>
@@ -2114,7 +2114,7 @@
                 <w:b w:val="false"/>
                 <w:bCs w:val="false"/>
               </w:rPr>
-              <w:t xml:space="preserve">Dictamen determina cancelación</w:t>
+              <w:t xml:space="preserve">Dictamen de CP-14 (CVE_BENEFICIO=0)</w:t>
             </w:r>
           </w:p>
         </w:tc>
@@ -2196,7 +2196,7 @@
                 <w:b w:val="false"/>
                 <w:bCs w:val="false"/>
               </w:rPr>
-              <w:t xml:space="preserve">IMSS notifica procedencia</w:t>
+              <w:t xml:space="preserve">Folio externo IMSS-800001, resultado_integracion=1 (procedente, folio de CP-02)</w:t>
             </w:r>
           </w:p>
         </w:tc>
@@ -2228,24 +2228,15 @@
         <w:spacing w:after="160" w:before="320"/>
       </w:pPr>
       <w:r>
-        <w:t xml:space="preserve">6. Supuestos</w:t>
+        <w:t xml:space="preserve">6. Conjunto de datos de prueba</w:t>
       </w:r>
     </w:p>
     <w:p>
       <w:pPr>
-        <w:shd w:fill="E2EFDA" w:val="clear"/>
-        <w:spacing w:after="160"/>
+        <w:spacing w:after="140"/>
       </w:pPr>
       <w:r>
-        <w:rPr>
-          <w:b/>
-          <w:bCs/>
-          <w:color w:val="2E7D32"/>
-        </w:rPr>
-        <w:t xml:space="preserve">Supuesto: </w:t>
-      </w:r>
-      <w:r>
-        <w:t xml:space="preserve">Los escenarios de prueba deberán completarse con datos de prueba reales/anonimizados proporcionados por ISSSTE antes de su ejecución formal.</w:t>
+        <w:t xml:space="preserve">El archivo adjunto "Datos_Prueba_Portabilidad.xlsx" concentra, por hoja, los datos utilizados en los casos de esta sección: derechohabientes (hoja "Derechohabientes"), periodos de cotización ("Periodos_Cotizacion"), captura de NSS ("Captura_NSS"), respuestas de interoperabilidad ("Interoperabilidad") y los datos del certificado de firma electrónica ("Firma_Electronica"). Los archivos "certificado_prueba.cer" y "certificado_prueba.key" corresponden al certificado y llave utilizados en el caso CP-08.</w:t>
       </w:r>
     </w:p>
     <w:sectPr>
